--- a/docs/phase2/progress/2026-09-22/Phase2_Progress_Update.docx
+++ b/docs/phase2/progress/2026-09-22/Phase2_Progress_Update.docx
@@ -1885,7 +1885,7 @@
         <w:rPr>
           <w:sz w:val="20"/>
         </w:rPr>
-        <w:t>Presentation: Sultan slides 1 and 6; Zayed slides 2 and 3; Ghith slides 4 and 5. About 50 seconds per slide gives five minutes for the team.</w:t>
+        <w:t>Presentation: Sultan slides 1, 8 and 9; Zayed slides 2 to 4; Ghith slides 5 to 7. Three slides and about 100 seconds each gives five minutes for the team.</w:t>
       </w:r>
     </w:p>
     <w:p>
